--- a/public/nda/Excavator-Foot-Mutual-NDA.docx
+++ b/public/nda/Excavator-Foot-Mutual-NDA.docx
@@ -105,7 +105,7 @@
         <w:t xml:space="preserve"> </w:t>
       </w:r>
       <w:r>
-        <w:t xml:space="preserve">Email: contact@excavatorfoot.com</w:t>
+        <w:t xml:space="preserve">Email: info@excavatorfoot.com</w:t>
       </w:r>
       <w:r>
         <w:t xml:space="preserve"> </w:t>
